--- a/assets/PlantillaUnoEng.docx
+++ b/assets/PlantillaUnoEng.docx
@@ -76,21 +76,12 @@
           </wp:anchor>
         </w:drawing>
       </w:r>
-      <w:proofErr w:type="spellStart"/>
       <w:r>
         <w:rPr>
           <w:color w:val="45B0E1" w:themeColor="accent1" w:themeTint="99"/>
           <w:lang w:val="es-ES"/>
         </w:rPr>
-        <w:t>Curriculum</w:t>
-      </w:r>
-      <w:proofErr w:type="spellEnd"/>
-      <w:r>
-        <w:rPr>
-          <w:color w:val="45B0E1" w:themeColor="accent1" w:themeTint="99"/>
-          <w:lang w:val="es-ES"/>
-        </w:rPr>
-        <w:t xml:space="preserve"> Vitae</w:t>
+        <w:t>Curriculum Vitae</w:t>
       </w:r>
     </w:p>
     <w:p>
@@ -107,19 +98,11 @@
           <w:lang w:val="es-ES"/>
         </w:rPr>
       </w:pPr>
-      <w:proofErr w:type="spellStart"/>
-      <w:r>
-        <w:rPr>
-          <w:lang w:val="es-ES"/>
-        </w:rPr>
-        <w:t>Curriculum</w:t>
-      </w:r>
-      <w:proofErr w:type="spellEnd"/>
-      <w:r>
-        <w:rPr>
-          <w:lang w:val="es-ES"/>
-        </w:rPr>
-        <w:t xml:space="preserve"> Vitae</w:t>
+      <w:r>
+        <w:rPr>
+          <w:lang w:val="es-ES"/>
+        </w:rPr>
+        <w:t>Curriculum Vitae</w:t>
       </w:r>
     </w:p>
     <w:p>
@@ -178,33 +161,15 @@
           <w:lang w:val="es-ES"/>
         </w:rPr>
       </w:pPr>
-      <w:proofErr w:type="spellStart"/>
-      <w:r>
-        <w:t>Surname</w:t>
-      </w:r>
-      <w:proofErr w:type="spellEnd"/>
-      <w:r>
-        <w:t xml:space="preserve"> and </w:t>
-      </w:r>
-      <w:proofErr w:type="spellStart"/>
-      <w:r>
-        <w:t>first</w:t>
-      </w:r>
-      <w:proofErr w:type="spellEnd"/>
+      <w:r>
+        <w:t>Surname and first name</w:t>
+      </w:r>
+      <w:r>
+        <w:t>:</w:t>
+      </w:r>
       <w:r>
         <w:t xml:space="preserve"> </w:t>
       </w:r>
-      <w:proofErr w:type="spellStart"/>
-      <w:r>
-        <w:t>name</w:t>
-      </w:r>
-      <w:proofErr w:type="spellEnd"/>
-      <w:r>
-        <w:t>:</w:t>
-      </w:r>
-      <w:r>
-        <w:t xml:space="preserve"> </w:t>
-      </w:r>
       <w:r>
         <w:rPr>
           <w:b/>
@@ -213,7 +178,6 @@
         </w:rPr>
         <w:t>{</w:t>
       </w:r>
-      <w:proofErr w:type="spellStart"/>
       <w:r>
         <w:rPr>
           <w:b/>
@@ -230,7 +194,6 @@
         </w:rPr>
         <w:t>tNom</w:t>
       </w:r>
-      <w:proofErr w:type="spellEnd"/>
       <w:r>
         <w:rPr>
           <w:b/>
@@ -248,68 +211,18 @@
           <w:lang w:val="es-ES"/>
         </w:rPr>
       </w:pPr>
-      <w:proofErr w:type="spellStart"/>
-      <w:r>
-        <w:rPr>
-          <w:lang w:val="es-ES"/>
-        </w:rPr>
-        <w:t>Years</w:t>
-      </w:r>
-      <w:proofErr w:type="spellEnd"/>
+      <w:r>
+        <w:rPr>
+          <w:lang w:val="es-ES"/>
+        </w:rPr>
+        <w:t>Years of professional experience:</w:t>
+      </w:r>
       <w:r>
         <w:rPr>
           <w:lang w:val="es-ES"/>
         </w:rPr>
         <w:t xml:space="preserve"> </w:t>
       </w:r>
-      <w:proofErr w:type="spellStart"/>
-      <w:r>
-        <w:rPr>
-          <w:lang w:val="es-ES"/>
-        </w:rPr>
-        <w:t>of</w:t>
-      </w:r>
-      <w:proofErr w:type="spellEnd"/>
-      <w:r>
-        <w:rPr>
-          <w:lang w:val="es-ES"/>
-        </w:rPr>
-        <w:t xml:space="preserve"> </w:t>
-      </w:r>
-      <w:proofErr w:type="spellStart"/>
-      <w:r>
-        <w:rPr>
-          <w:lang w:val="es-ES"/>
-        </w:rPr>
-        <w:t>professional</w:t>
-      </w:r>
-      <w:proofErr w:type="spellEnd"/>
-      <w:r>
-        <w:rPr>
-          <w:lang w:val="es-ES"/>
-        </w:rPr>
-        <w:t xml:space="preserve"> </w:t>
-      </w:r>
-      <w:proofErr w:type="spellStart"/>
-      <w:r>
-        <w:rPr>
-          <w:lang w:val="es-ES"/>
-        </w:rPr>
-        <w:t>experience</w:t>
-      </w:r>
-      <w:proofErr w:type="spellEnd"/>
-      <w:r>
-        <w:rPr>
-          <w:lang w:val="es-ES"/>
-        </w:rPr>
-        <w:t>:</w:t>
-      </w:r>
-      <w:r>
-        <w:rPr>
-          <w:lang w:val="es-ES"/>
-        </w:rPr>
-        <w:t xml:space="preserve"> </w:t>
-      </w:r>
       <w:r>
         <w:rPr>
           <w:b/>
@@ -318,7 +231,6 @@
         </w:rPr>
         <w:t>{</w:t>
       </w:r>
-      <w:proofErr w:type="spellStart"/>
       <w:r>
         <w:rPr>
           <w:b/>
@@ -326,7 +238,6 @@
         </w:rPr>
         <w:t>EtTiempoExp</w:t>
       </w:r>
-      <w:proofErr w:type="spellEnd"/>
       <w:r>
         <w:rPr>
           <w:b/>
@@ -344,11 +255,9 @@
           <w:lang w:val="es-ES"/>
         </w:rPr>
       </w:pPr>
-      <w:proofErr w:type="spellStart"/>
       <w:r>
         <w:t>Nationality</w:t>
       </w:r>
-      <w:proofErr w:type="spellEnd"/>
       <w:r>
         <w:t>:</w:t>
       </w:r>
@@ -366,7 +275,6 @@
         </w:rPr>
         <w:t>{</w:t>
       </w:r>
-      <w:proofErr w:type="spellStart"/>
       <w:r>
         <w:rPr>
           <w:b/>
@@ -375,7 +283,6 @@
         </w:rPr>
         <w:t>EtNa</w:t>
       </w:r>
-      <w:proofErr w:type="spellEnd"/>
       <w:r>
         <w:rPr>
           <w:b/>
@@ -393,14 +300,12 @@
           <w:lang w:val="es-ES"/>
         </w:rPr>
       </w:pPr>
-      <w:proofErr w:type="spellStart"/>
       <w:r>
         <w:rPr>
           <w:lang w:val="es-ES"/>
         </w:rPr>
         <w:t>Languages</w:t>
       </w:r>
-      <w:proofErr w:type="spellEnd"/>
       <w:r>
         <w:rPr>
           <w:lang w:val="es-ES"/>
@@ -459,41 +364,7 @@
           <w:bCs/>
           <w:lang w:val="es-ES"/>
         </w:rPr>
-        <w:t>{idioma} – {nivel}</w:t>
-      </w:r>
-      <w:r>
-        <w:rPr>
-          <w:b/>
-          <w:bCs/>
-          <w:lang w:val="es-ES"/>
-        </w:rPr>
-        <w:t xml:space="preserve"> </w:t>
-      </w:r>
-      <w:r>
-        <w:rPr>
-          <w:b/>
-          <w:bCs/>
-          <w:lang w:val="es-ES"/>
-        </w:rPr>
-        <w:t>{/</w:t>
-      </w:r>
-      <w:proofErr w:type="spellStart"/>
-      <w:r>
-        <w:rPr>
-          <w:b/>
-          <w:bCs/>
-          <w:lang w:val="es-ES"/>
-        </w:rPr>
-        <w:t>EtId</w:t>
-      </w:r>
-      <w:proofErr w:type="spellEnd"/>
-      <w:r>
-        <w:rPr>
-          <w:b/>
-          <w:bCs/>
-          <w:lang w:val="es-ES"/>
-        </w:rPr>
-        <w:t>}</w:t>
+        <w:t>{idioma} {/EtId}</w:t>
       </w:r>
     </w:p>
     <w:p>
@@ -506,22 +377,55 @@
           <w:lang w:val="es-ES"/>
         </w:rPr>
       </w:pPr>
-      <w:proofErr w:type="spellStart"/>
-      <w:r>
-        <w:t>Current</w:t>
-      </w:r>
-      <w:proofErr w:type="spellEnd"/>
+      <w:r>
+        <w:t>Current residence</w:t>
+      </w:r>
+      <w:r>
+        <w:t xml:space="preserve">: </w:t>
+      </w:r>
+      <w:r>
+        <w:rPr>
+          <w:b/>
+          <w:bCs/>
+          <w:lang w:val="es-ES"/>
+        </w:rPr>
+        <w:t>{</w:t>
+      </w:r>
+      <w:r>
+        <w:rPr>
+          <w:b/>
+          <w:bCs/>
+          <w:lang w:val="es-ES"/>
+        </w:rPr>
+        <w:t>EtRe</w:t>
+      </w:r>
+      <w:r>
+        <w:rPr>
+          <w:b/>
+          <w:bCs/>
+          <w:lang w:val="es-ES"/>
+        </w:rPr>
+        <w:t>}</w:t>
+      </w:r>
+    </w:p>
+    <w:p>
+      <w:pPr>
+        <w:jc w:val="both"/>
+        <w:rPr>
+          <w:b/>
+          <w:bCs/>
+          <w:lang w:val="es-ES"/>
+        </w:rPr>
+      </w:pPr>
+      <w:r>
+        <w:t>Age</w:t>
+      </w:r>
+      <w:r>
+        <w:t>:</w:t>
+      </w:r>
       <w:r>
         <w:t xml:space="preserve"> </w:t>
       </w:r>
-      <w:proofErr w:type="spellStart"/>
-      <w:r>
-        <w:t>residence</w:t>
-      </w:r>
-      <w:proofErr w:type="spellEnd"/>
-      <w:r>
-        <w:t xml:space="preserve">: </w:t>
-      </w:r>
       <w:r>
         <w:rPr>
           <w:b/>
@@ -530,52 +434,6 @@
         </w:rPr>
         <w:t>{</w:t>
       </w:r>
-      <w:proofErr w:type="spellStart"/>
-      <w:r>
-        <w:rPr>
-          <w:b/>
-          <w:bCs/>
-          <w:lang w:val="es-ES"/>
-        </w:rPr>
-        <w:t>EtRe</w:t>
-      </w:r>
-      <w:proofErr w:type="spellEnd"/>
-      <w:r>
-        <w:rPr>
-          <w:b/>
-          <w:bCs/>
-          <w:lang w:val="es-ES"/>
-        </w:rPr>
-        <w:t>}</w:t>
-      </w:r>
-    </w:p>
-    <w:p>
-      <w:pPr>
-        <w:jc w:val="both"/>
-        <w:rPr>
-          <w:b/>
-          <w:bCs/>
-          <w:lang w:val="es-ES"/>
-        </w:rPr>
-      </w:pPr>
-      <w:r>
-        <w:t>Age</w:t>
-      </w:r>
-      <w:r>
-        <w:t>:</w:t>
-      </w:r>
-      <w:r>
-        <w:t xml:space="preserve"> </w:t>
-      </w:r>
-      <w:r>
-        <w:rPr>
-          <w:b/>
-          <w:bCs/>
-          <w:lang w:val="es-ES"/>
-        </w:rPr>
-        <w:t>{</w:t>
-      </w:r>
-      <w:proofErr w:type="spellStart"/>
       <w:r>
         <w:rPr>
           <w:b/>
@@ -585,7 +443,6 @@
         </w:rPr>
         <w:t>EtEd</w:t>
       </w:r>
-      <w:proofErr w:type="spellEnd"/>
       <w:r>
         <w:rPr>
           <w:b/>
@@ -684,14 +541,12 @@
           <w:lang w:val="es-ES"/>
         </w:rPr>
       </w:pPr>
-      <w:proofErr w:type="spellStart"/>
       <w:r>
         <w:rPr>
           <w:lang w:val="es-ES"/>
         </w:rPr>
         <w:t>Degree</w:t>
       </w:r>
-      <w:proofErr w:type="spellEnd"/>
       <w:r>
         <w:rPr>
           <w:lang w:val="es-ES"/>
@@ -718,19 +573,11 @@
           <w:lang w:val="es-ES"/>
         </w:rPr>
       </w:pPr>
-      <w:proofErr w:type="spellStart"/>
-      <w:r>
-        <w:rPr>
-          <w:lang w:val="es-ES"/>
-        </w:rPr>
-        <w:t>Start</w:t>
-      </w:r>
-      <w:proofErr w:type="spellEnd"/>
-      <w:r>
-        <w:rPr>
-          <w:lang w:val="es-ES"/>
-        </w:rPr>
-        <w:t xml:space="preserve"> date</w:t>
+      <w:r>
+        <w:rPr>
+          <w:lang w:val="es-ES"/>
+        </w:rPr>
+        <w:t>Start date</w:t>
       </w:r>
       <w:r>
         <w:rPr>
@@ -744,56 +591,35 @@
           <w:bCs/>
           <w:lang w:val="es-ES"/>
         </w:rPr>
+        <w:t xml:space="preserve"> {fechaIni}</w:t>
+      </w:r>
+    </w:p>
+    <w:p>
+      <w:pPr>
+        <w:jc w:val="both"/>
+        <w:rPr>
+          <w:b/>
+          <w:bCs/>
+          <w:lang w:val="es-ES"/>
+        </w:rPr>
+      </w:pPr>
+      <w:r>
+        <w:t>Generation</w:t>
+      </w:r>
+      <w:r>
+        <w:rPr>
+          <w:lang w:val="es-ES"/>
+        </w:rPr>
+        <w:t>:</w:t>
+      </w:r>
+      <w:r>
+        <w:rPr>
+          <w:b/>
+          <w:bCs/>
+          <w:lang w:val="es-ES"/>
+        </w:rPr>
         <w:t xml:space="preserve"> {</w:t>
       </w:r>
-      <w:proofErr w:type="spellStart"/>
-      <w:r>
-        <w:rPr>
-          <w:b/>
-          <w:bCs/>
-          <w:lang w:val="es-ES"/>
-        </w:rPr>
-        <w:t>fechaIni</w:t>
-      </w:r>
-      <w:proofErr w:type="spellEnd"/>
-      <w:r>
-        <w:rPr>
-          <w:b/>
-          <w:bCs/>
-          <w:lang w:val="es-ES"/>
-        </w:rPr>
-        <w:t>}</w:t>
-      </w:r>
-    </w:p>
-    <w:p>
-      <w:pPr>
-        <w:jc w:val="both"/>
-        <w:rPr>
-          <w:b/>
-          <w:bCs/>
-          <w:lang w:val="es-ES"/>
-        </w:rPr>
-      </w:pPr>
-      <w:proofErr w:type="spellStart"/>
-      <w:r>
-        <w:t>Generation</w:t>
-      </w:r>
-      <w:proofErr w:type="spellEnd"/>
-      <w:r>
-        <w:rPr>
-          <w:lang w:val="es-ES"/>
-        </w:rPr>
-        <w:t>:</w:t>
-      </w:r>
-      <w:r>
-        <w:rPr>
-          <w:b/>
-          <w:bCs/>
-          <w:lang w:val="es-ES"/>
-        </w:rPr>
-        <w:t xml:space="preserve"> {</w:t>
-      </w:r>
-      <w:proofErr w:type="spellStart"/>
       <w:r>
         <w:rPr>
           <w:b/>
@@ -802,7 +628,6 @@
         </w:rPr>
         <w:t>generacion</w:t>
       </w:r>
-      <w:proofErr w:type="spellEnd"/>
       <w:r>
         <w:rPr>
           <w:b/>
@@ -927,18 +752,10 @@
               </w:rPr>
             </w:pPr>
             <w:r>
-              <w:t>{#</w:t>
-            </w:r>
-            <w:proofErr w:type="gramStart"/>
-            <w:r>
-              <w:t>conocimientos}</w:t>
-            </w:r>
-            <w:r>
-              <w:t>{</w:t>
-            </w:r>
-            <w:proofErr w:type="gramEnd"/>
-            <w:r>
-              <w:t>#conocimiento1}</w:t>
+              <w:t>{#conocimientos}</w:t>
+            </w:r>
+            <w:r>
+              <w:t>{#conocimiento1}</w:t>
             </w:r>
             <w:r>
               <w:t>•</w:t>
@@ -1061,14 +878,12 @@
         </w:rPr>
         <w:t>{/</w:t>
       </w:r>
-      <w:proofErr w:type="spellStart"/>
       <w:r>
         <w:rPr>
           <w:color w:val="000000" w:themeColor="text1"/>
         </w:rPr>
         <w:t>tieneConocimientos</w:t>
       </w:r>
-      <w:proofErr w:type="spellEnd"/>
       <w:r>
         <w:rPr>
           <w:color w:val="000000" w:themeColor="text1"/>
@@ -1091,14 +906,12 @@
         </w:rPr>
         <w:t>{#</w:t>
       </w:r>
-      <w:proofErr w:type="spellStart"/>
       <w:r>
         <w:rPr>
           <w:color w:val="000000" w:themeColor="text1"/>
         </w:rPr>
         <w:t>tieneSkills</w:t>
       </w:r>
-      <w:proofErr w:type="spellEnd"/>
       <w:r>
         <w:rPr>
           <w:color w:val="000000" w:themeColor="text1"/>
@@ -1371,23 +1184,7 @@
           <w:color w:val="000000" w:themeColor="text1"/>
           <w:lang w:val="es-ES"/>
         </w:rPr>
-        <w:t>{/</w:t>
-      </w:r>
-      <w:proofErr w:type="spellStart"/>
-      <w:r>
-        <w:rPr>
-          <w:color w:val="000000" w:themeColor="text1"/>
-          <w:lang w:val="es-ES"/>
-        </w:rPr>
-        <w:t>tieneSkills</w:t>
-      </w:r>
-      <w:proofErr w:type="spellEnd"/>
-      <w:r>
-        <w:rPr>
-          <w:color w:val="000000" w:themeColor="text1"/>
-          <w:lang w:val="es-ES"/>
-        </w:rPr>
-        <w:t>}</w:t>
+        <w:t>{/tieneSkills}</w:t>
       </w:r>
     </w:p>
     <w:p>
@@ -1598,11 +1395,9 @@
         </w:rPr>
         <w:t>{</w:t>
       </w:r>
-      <w:proofErr w:type="spellStart"/>
       <w:r>
         <w:t>descripcion</w:t>
       </w:r>
-      <w:proofErr w:type="spellEnd"/>
       <w:r>
         <w:rPr>
           <w:lang w:val="es-ES"/>
@@ -1731,7 +1526,6 @@
           <w:bCs/>
         </w:rPr>
       </w:pPr>
-      <w:proofErr w:type="spellStart"/>
       <w:r>
         <w:rPr>
           <w:b/>
@@ -1739,7 +1533,6 @@
         </w:rPr>
         <w:t>Organization</w:t>
       </w:r>
-      <w:proofErr w:type="spellEnd"/>
       <w:r>
         <w:rPr>
           <w:b/>
@@ -1752,23 +1545,7 @@
           <w:b/>
           <w:bCs/>
         </w:rPr>
-        <w:t>{</w:t>
-      </w:r>
-      <w:proofErr w:type="spellStart"/>
-      <w:r>
-        <w:rPr>
-          <w:b/>
-          <w:bCs/>
-        </w:rPr>
-        <w:t>organizacion</w:t>
-      </w:r>
-      <w:proofErr w:type="spellEnd"/>
-      <w:r>
-        <w:rPr>
-          <w:b/>
-          <w:bCs/>
-        </w:rPr>
-        <w:t>}</w:t>
+        <w:t>{organizacion}</w:t>
       </w:r>
     </w:p>
     <w:p>
@@ -1791,24 +1568,14 @@
         <w:spacing w:after="0"/>
         <w:jc w:val="both"/>
       </w:pPr>
-      <w:proofErr w:type="spellStart"/>
       <w:r>
         <w:t>Description</w:t>
       </w:r>
-      <w:proofErr w:type="spellEnd"/>
       <w:r>
         <w:t xml:space="preserve">: </w:t>
       </w:r>
       <w:r>
-        <w:t>{</w:t>
-      </w:r>
-      <w:proofErr w:type="spellStart"/>
-      <w:r>
-        <w:t>descripcion</w:t>
-      </w:r>
-      <w:proofErr w:type="spellEnd"/>
-      <w:r>
-        <w:t>}</w:t>
+        <w:t>{descripcion}</w:t>
       </w:r>
     </w:p>
     <w:p>
@@ -1816,11 +1583,9 @@
         <w:spacing w:after="0"/>
         <w:jc w:val="both"/>
       </w:pPr>
-      <w:proofErr w:type="spellStart"/>
       <w:r>
         <w:t>Entity</w:t>
       </w:r>
-      <w:proofErr w:type="spellEnd"/>
       <w:r>
         <w:t>: {entidad}</w:t>
       </w:r>
@@ -1829,13 +1594,8 @@
       <w:pPr>
         <w:jc w:val="both"/>
       </w:pPr>
-      <w:proofErr w:type="spellStart"/>
-      <w:r>
-        <w:t>Study</w:t>
-      </w:r>
-      <w:proofErr w:type="spellEnd"/>
-      <w:r>
-        <w:t xml:space="preserve"> </w:t>
+      <w:r>
+        <w:t xml:space="preserve">Study </w:t>
       </w:r>
       <w:r>
         <w:t>t</w:t>
@@ -1846,11 +1606,9 @@
       <w:r>
         <w:t>: {</w:t>
       </w:r>
-      <w:proofErr w:type="spellStart"/>
       <w:r>
         <w:t>tiempoEstudio</w:t>
       </w:r>
-      <w:proofErr w:type="spellEnd"/>
       <w:r>
         <w:t>}</w:t>
       </w:r>
@@ -1870,15 +1628,7 @@
         <w:jc w:val="both"/>
       </w:pPr>
       <w:r>
-        <w:t>{/</w:t>
-      </w:r>
-      <w:proofErr w:type="spellStart"/>
-      <w:r>
-        <w:t>tieneCursos</w:t>
-      </w:r>
-      <w:proofErr w:type="spellEnd"/>
-      <w:r>
-        <w:t>}</w:t>
+        <w:t>{/tieneCursos}</w:t>
       </w:r>
     </w:p>
     <w:p>
@@ -1953,15 +1703,7 @@
         <w:jc w:val="both"/>
       </w:pPr>
       <w:r>
-        <w:t>{/</w:t>
-      </w:r>
-      <w:proofErr w:type="spellStart"/>
-      <w:r>
-        <w:t>tieneComentarios</w:t>
-      </w:r>
-      <w:proofErr w:type="spellEnd"/>
-      <w:r>
-        <w:t>}</w:t>
+        <w:t>{/tieneComentarios}</w:t>
       </w:r>
     </w:p>
     <w:sectPr>

--- a/assets/PlantillaUnoEng.docx
+++ b/assets/PlantillaUnoEng.docx
@@ -76,12 +76,21 @@
           </wp:anchor>
         </w:drawing>
       </w:r>
+      <w:proofErr w:type="spellStart"/>
       <w:r>
         <w:rPr>
           <w:color w:val="45B0E1" w:themeColor="accent1" w:themeTint="99"/>
           <w:lang w:val="es-ES"/>
         </w:rPr>
-        <w:t>Curriculum Vitae</w:t>
+        <w:t>Curriculum</w:t>
+      </w:r>
+      <w:proofErr w:type="spellEnd"/>
+      <w:r>
+        <w:rPr>
+          <w:color w:val="45B0E1" w:themeColor="accent1" w:themeTint="99"/>
+          <w:lang w:val="es-ES"/>
+        </w:rPr>
+        <w:t xml:space="preserve"> Vitae</w:t>
       </w:r>
     </w:p>
     <w:p>
@@ -98,11 +107,19 @@
           <w:lang w:val="es-ES"/>
         </w:rPr>
       </w:pPr>
-      <w:r>
-        <w:rPr>
-          <w:lang w:val="es-ES"/>
-        </w:rPr>
-        <w:t>Curriculum Vitae</w:t>
+      <w:proofErr w:type="spellStart"/>
+      <w:r>
+        <w:rPr>
+          <w:lang w:val="es-ES"/>
+        </w:rPr>
+        <w:t>Curriculum</w:t>
+      </w:r>
+      <w:proofErr w:type="spellEnd"/>
+      <w:r>
+        <w:rPr>
+          <w:lang w:val="es-ES"/>
+        </w:rPr>
+        <w:t xml:space="preserve"> Vitae</w:t>
       </w:r>
     </w:p>
     <w:p>
@@ -161,9 +178,27 @@
           <w:lang w:val="es-ES"/>
         </w:rPr>
       </w:pPr>
-      <w:r>
-        <w:t>Surname and first name</w:t>
-      </w:r>
+      <w:proofErr w:type="spellStart"/>
+      <w:r>
+        <w:t>Surname</w:t>
+      </w:r>
+      <w:proofErr w:type="spellEnd"/>
+      <w:r>
+        <w:t xml:space="preserve"> and </w:t>
+      </w:r>
+      <w:proofErr w:type="spellStart"/>
+      <w:r>
+        <w:t>first</w:t>
+      </w:r>
+      <w:proofErr w:type="spellEnd"/>
+      <w:r>
+        <w:t xml:space="preserve"> </w:t>
+      </w:r>
+      <w:proofErr w:type="spellStart"/>
+      <w:r>
+        <w:t>name</w:t>
+      </w:r>
+      <w:proofErr w:type="spellEnd"/>
       <w:r>
         <w:t>:</w:t>
       </w:r>
@@ -178,6 +213,7 @@
         </w:rPr>
         <w:t>{</w:t>
       </w:r>
+      <w:proofErr w:type="spellStart"/>
       <w:r>
         <w:rPr>
           <w:b/>
@@ -194,6 +230,7 @@
         </w:rPr>
         <w:t>tNom</w:t>
       </w:r>
+      <w:proofErr w:type="spellEnd"/>
       <w:r>
         <w:rPr>
           <w:b/>
@@ -211,18 +248,68 @@
           <w:lang w:val="es-ES"/>
         </w:rPr>
       </w:pPr>
-      <w:r>
-        <w:rPr>
-          <w:lang w:val="es-ES"/>
-        </w:rPr>
-        <w:t>Years of professional experience:</w:t>
-      </w:r>
+      <w:proofErr w:type="spellStart"/>
+      <w:r>
+        <w:rPr>
+          <w:lang w:val="es-ES"/>
+        </w:rPr>
+        <w:t>Years</w:t>
+      </w:r>
+      <w:proofErr w:type="spellEnd"/>
       <w:r>
         <w:rPr>
           <w:lang w:val="es-ES"/>
         </w:rPr>
         <w:t xml:space="preserve"> </w:t>
       </w:r>
+      <w:proofErr w:type="spellStart"/>
+      <w:r>
+        <w:rPr>
+          <w:lang w:val="es-ES"/>
+        </w:rPr>
+        <w:t>of</w:t>
+      </w:r>
+      <w:proofErr w:type="spellEnd"/>
+      <w:r>
+        <w:rPr>
+          <w:lang w:val="es-ES"/>
+        </w:rPr>
+        <w:t xml:space="preserve"> </w:t>
+      </w:r>
+      <w:proofErr w:type="spellStart"/>
+      <w:r>
+        <w:rPr>
+          <w:lang w:val="es-ES"/>
+        </w:rPr>
+        <w:t>professional</w:t>
+      </w:r>
+      <w:proofErr w:type="spellEnd"/>
+      <w:r>
+        <w:rPr>
+          <w:lang w:val="es-ES"/>
+        </w:rPr>
+        <w:t xml:space="preserve"> </w:t>
+      </w:r>
+      <w:proofErr w:type="spellStart"/>
+      <w:r>
+        <w:rPr>
+          <w:lang w:val="es-ES"/>
+        </w:rPr>
+        <w:t>experience</w:t>
+      </w:r>
+      <w:proofErr w:type="spellEnd"/>
+      <w:r>
+        <w:rPr>
+          <w:lang w:val="es-ES"/>
+        </w:rPr>
+        <w:t>:</w:t>
+      </w:r>
+      <w:r>
+        <w:rPr>
+          <w:lang w:val="es-ES"/>
+        </w:rPr>
+        <w:t xml:space="preserve"> </w:t>
+      </w:r>
       <w:r>
         <w:rPr>
           <w:b/>
@@ -231,6 +318,7 @@
         </w:rPr>
         <w:t>{</w:t>
       </w:r>
+      <w:proofErr w:type="spellStart"/>
       <w:r>
         <w:rPr>
           <w:b/>
@@ -238,6 +326,7 @@
         </w:rPr>
         <w:t>EtTiempoExp</w:t>
       </w:r>
+      <w:proofErr w:type="spellEnd"/>
       <w:r>
         <w:rPr>
           <w:b/>
@@ -255,9 +344,11 @@
           <w:lang w:val="es-ES"/>
         </w:rPr>
       </w:pPr>
+      <w:proofErr w:type="spellStart"/>
       <w:r>
         <w:t>Nationality</w:t>
       </w:r>
+      <w:proofErr w:type="spellEnd"/>
       <w:r>
         <w:t>:</w:t>
       </w:r>
@@ -275,6 +366,7 @@
         </w:rPr>
         <w:t>{</w:t>
       </w:r>
+      <w:proofErr w:type="spellStart"/>
       <w:r>
         <w:rPr>
           <w:b/>
@@ -283,6 +375,7 @@
         </w:rPr>
         <w:t>EtNa</w:t>
       </w:r>
+      <w:proofErr w:type="spellEnd"/>
       <w:r>
         <w:rPr>
           <w:b/>
@@ -300,12 +393,14 @@
           <w:lang w:val="es-ES"/>
         </w:rPr>
       </w:pPr>
+      <w:proofErr w:type="spellStart"/>
       <w:r>
         <w:rPr>
           <w:lang w:val="es-ES"/>
         </w:rPr>
         <w:t>Languages</w:t>
       </w:r>
+      <w:proofErr w:type="spellEnd"/>
       <w:r>
         <w:rPr>
           <w:lang w:val="es-ES"/>
@@ -364,7 +459,25 @@
           <w:bCs/>
           <w:lang w:val="es-ES"/>
         </w:rPr>
-        <w:t>{idioma} {/EtId}</w:t>
+        <w:t>{idioma} {/</w:t>
+      </w:r>
+      <w:proofErr w:type="spellStart"/>
+      <w:r>
+        <w:rPr>
+          <w:b/>
+          <w:bCs/>
+          <w:lang w:val="es-ES"/>
+        </w:rPr>
+        <w:t>EtId</w:t>
+      </w:r>
+      <w:proofErr w:type="spellEnd"/>
+      <w:r>
+        <w:rPr>
+          <w:b/>
+          <w:bCs/>
+          <w:lang w:val="es-ES"/>
+        </w:rPr>
+        <w:t>}</w:t>
       </w:r>
     </w:p>
     <w:p>
@@ -377,9 +490,19 @@
           <w:lang w:val="es-ES"/>
         </w:rPr>
       </w:pPr>
-      <w:r>
-        <w:t>Current residence</w:t>
-      </w:r>
+      <w:proofErr w:type="spellStart"/>
+      <w:r>
+        <w:t>Current</w:t>
+      </w:r>
+      <w:proofErr w:type="spellEnd"/>
+      <w:r>
+        <w:t xml:space="preserve"> </w:t>
+      </w:r>
+      <w:proofErr w:type="spellStart"/>
+      <w:r>
+        <w:t>residence</w:t>
+      </w:r>
+      <w:proofErr w:type="spellEnd"/>
       <w:r>
         <w:t xml:space="preserve">: </w:t>
       </w:r>
@@ -391,6 +514,7 @@
         </w:rPr>
         <w:t>{</w:t>
       </w:r>
+      <w:proofErr w:type="spellStart"/>
       <w:r>
         <w:rPr>
           <w:b/>
@@ -399,6 +523,7 @@
         </w:rPr>
         <w:t>EtRe</w:t>
       </w:r>
+      <w:proofErr w:type="spellEnd"/>
       <w:r>
         <w:rPr>
           <w:b/>
@@ -434,6 +559,7 @@
         </w:rPr>
         <w:t>{</w:t>
       </w:r>
+      <w:proofErr w:type="spellStart"/>
       <w:r>
         <w:rPr>
           <w:b/>
@@ -443,6 +569,7 @@
         </w:rPr>
         <w:t>EtEd</w:t>
       </w:r>
+      <w:proofErr w:type="spellEnd"/>
       <w:r>
         <w:rPr>
           <w:b/>
@@ -541,12 +668,14 @@
           <w:lang w:val="es-ES"/>
         </w:rPr>
       </w:pPr>
+      <w:proofErr w:type="spellStart"/>
       <w:r>
         <w:rPr>
           <w:lang w:val="es-ES"/>
         </w:rPr>
         <w:t>Degree</w:t>
       </w:r>
+      <w:proofErr w:type="spellEnd"/>
       <w:r>
         <w:rPr>
           <w:lang w:val="es-ES"/>
@@ -573,11 +702,19 @@
           <w:lang w:val="es-ES"/>
         </w:rPr>
       </w:pPr>
-      <w:r>
-        <w:rPr>
-          <w:lang w:val="es-ES"/>
-        </w:rPr>
-        <w:t>Start date</w:t>
+      <w:proofErr w:type="spellStart"/>
+      <w:r>
+        <w:rPr>
+          <w:lang w:val="es-ES"/>
+        </w:rPr>
+        <w:t>Start</w:t>
+      </w:r>
+      <w:proofErr w:type="spellEnd"/>
+      <w:r>
+        <w:rPr>
+          <w:lang w:val="es-ES"/>
+        </w:rPr>
+        <w:t xml:space="preserve"> date</w:t>
       </w:r>
       <w:r>
         <w:rPr>
@@ -591,7 +728,25 @@
           <w:bCs/>
           <w:lang w:val="es-ES"/>
         </w:rPr>
-        <w:t xml:space="preserve"> {fechaIni}</w:t>
+        <w:t xml:space="preserve"> {</w:t>
+      </w:r>
+      <w:proofErr w:type="spellStart"/>
+      <w:r>
+        <w:rPr>
+          <w:b/>
+          <w:bCs/>
+          <w:lang w:val="es-ES"/>
+        </w:rPr>
+        <w:t>fechaIni</w:t>
+      </w:r>
+      <w:proofErr w:type="spellEnd"/>
+      <w:r>
+        <w:rPr>
+          <w:b/>
+          <w:bCs/>
+          <w:lang w:val="es-ES"/>
+        </w:rPr>
+        <w:t>}</w:t>
       </w:r>
     </w:p>
     <w:p>
@@ -603,9 +758,11 @@
           <w:lang w:val="es-ES"/>
         </w:rPr>
       </w:pPr>
+      <w:proofErr w:type="spellStart"/>
       <w:r>
         <w:t>Generation</w:t>
       </w:r>
+      <w:proofErr w:type="spellEnd"/>
       <w:r>
         <w:rPr>
           <w:lang w:val="es-ES"/>
@@ -620,6 +777,7 @@
         </w:rPr>
         <w:t xml:space="preserve"> {</w:t>
       </w:r>
+      <w:proofErr w:type="spellStart"/>
       <w:r>
         <w:rPr>
           <w:b/>
@@ -628,6 +786,7 @@
         </w:rPr>
         <w:t>generacion</w:t>
       </w:r>
+      <w:proofErr w:type="spellEnd"/>
       <w:r>
         <w:rPr>
           <w:b/>
@@ -752,10 +911,18 @@
               </w:rPr>
             </w:pPr>
             <w:r>
-              <w:t>{#conocimientos}</w:t>
-            </w:r>
-            <w:r>
-              <w:t>{#conocimiento1}</w:t>
+              <w:t>{#</w:t>
+            </w:r>
+            <w:proofErr w:type="gramStart"/>
+            <w:r>
+              <w:t>conocimientos}</w:t>
+            </w:r>
+            <w:r>
+              <w:t>{</w:t>
+            </w:r>
+            <w:proofErr w:type="gramEnd"/>
+            <w:r>
+              <w:t>#conocimiento1}</w:t>
             </w:r>
             <w:r>
               <w:t>•</w:t>
@@ -777,11 +944,16 @@
               </w:rPr>
             </w:pPr>
             <w:r>
-              <w:t>{#conocimiento2}</w:t>
+              <w:t>{#conocimiento</w:t>
+            </w:r>
+            <w:proofErr w:type="gramStart"/>
+            <w:r>
+              <w:t>2}</w:t>
             </w:r>
             <w:r>
               <w:t>•</w:t>
             </w:r>
+            <w:proofErr w:type="gramEnd"/>
             <w:r>
               <w:t>{conocimiento</w:t>
             </w:r>
@@ -808,11 +980,16 @@
               </w:rPr>
             </w:pPr>
             <w:r>
-              <w:t>{#conocimiento3}</w:t>
+              <w:t>{#conocimiento</w:t>
+            </w:r>
+            <w:proofErr w:type="gramStart"/>
+            <w:r>
+              <w:t>3}</w:t>
             </w:r>
             <w:r>
               <w:t>•</w:t>
             </w:r>
+            <w:proofErr w:type="gramEnd"/>
             <w:r>
               <w:t>{conocimiento</w:t>
             </w:r>
@@ -839,11 +1016,16 @@
               </w:rPr>
             </w:pPr>
             <w:r>
-              <w:t>{#conocimiento4}</w:t>
+              <w:t>{#conocimiento</w:t>
+            </w:r>
+            <w:proofErr w:type="gramStart"/>
+            <w:r>
+              <w:t>4}</w:t>
             </w:r>
             <w:r>
               <w:t>•</w:t>
             </w:r>
+            <w:proofErr w:type="gramEnd"/>
             <w:r>
               <w:t>{conocimiento</w:t>
             </w:r>
@@ -878,12 +1060,14 @@
         </w:rPr>
         <w:t>{/</w:t>
       </w:r>
+      <w:proofErr w:type="spellStart"/>
       <w:r>
         <w:rPr>
           <w:color w:val="000000" w:themeColor="text1"/>
         </w:rPr>
         <w:t>tieneConocimientos</w:t>
       </w:r>
+      <w:proofErr w:type="spellEnd"/>
       <w:r>
         <w:rPr>
           <w:color w:val="000000" w:themeColor="text1"/>
@@ -906,12 +1090,14 @@
         </w:rPr>
         <w:t>{#</w:t>
       </w:r>
+      <w:proofErr w:type="spellStart"/>
       <w:r>
         <w:rPr>
           <w:color w:val="000000" w:themeColor="text1"/>
         </w:rPr>
         <w:t>tieneSkills</w:t>
       </w:r>
+      <w:proofErr w:type="spellEnd"/>
       <w:r>
         <w:rPr>
           <w:color w:val="000000" w:themeColor="text1"/>
@@ -922,6 +1108,7 @@
     </w:p>
     <w:p>
       <w:pPr>
+        <w:keepNext/>
         <w:spacing w:before="240" w:after="0"/>
         <w:rPr>
           <w:b/>
@@ -942,6 +1129,7 @@
     </w:p>
     <w:p>
       <w:pPr>
+        <w:keepNext/>
         <w:spacing w:after="0"/>
         <w:rPr>
           <w:b/>
@@ -992,15 +1180,24 @@
           </w:tcPr>
           <w:p>
             <w:pPr>
+              <w:keepNext/>
               <w:rPr>
                 <w:lang w:val="es-ES"/>
               </w:rPr>
             </w:pPr>
             <w:r>
-              <w:t>{#habilidades}</w:t>
-            </w:r>
-            <w:r>
               <w:t>{#</w:t>
+            </w:r>
+            <w:proofErr w:type="gramStart"/>
+            <w:r>
+              <w:t>habilidades}</w:t>
+            </w:r>
+            <w:r>
+              <w:t>{</w:t>
+            </w:r>
+            <w:proofErr w:type="gramEnd"/>
+            <w:r>
+              <w:t>#</w:t>
             </w:r>
             <w:r>
               <w:t>skill</w:t>
@@ -1038,6 +1235,7 @@
           </w:tcPr>
           <w:p>
             <w:pPr>
+              <w:keepNext/>
               <w:rPr>
                 <w:lang w:val="es-ES"/>
               </w:rPr>
@@ -1048,12 +1246,14 @@
             <w:r>
               <w:t>skill</w:t>
             </w:r>
+            <w:proofErr w:type="gramStart"/>
             <w:r>
               <w:t>2}</w:t>
             </w:r>
             <w:r>
               <w:t>•</w:t>
             </w:r>
+            <w:proofErr w:type="gramEnd"/>
             <w:r>
               <w:t>{</w:t>
             </w:r>
@@ -1081,6 +1281,7 @@
           </w:tcPr>
           <w:p>
             <w:pPr>
+              <w:keepNext/>
               <w:rPr>
                 <w:lang w:val="es-ES"/>
               </w:rPr>
@@ -1091,12 +1292,14 @@
             <w:r>
               <w:t>skill</w:t>
             </w:r>
+            <w:proofErr w:type="gramStart"/>
             <w:r>
               <w:t>3}</w:t>
             </w:r>
             <w:r>
               <w:t>•</w:t>
             </w:r>
+            <w:proofErr w:type="gramEnd"/>
             <w:r>
               <w:t>{</w:t>
             </w:r>
@@ -1124,6 +1327,7 @@
           </w:tcPr>
           <w:p>
             <w:pPr>
+              <w:keepNext/>
               <w:rPr>
                 <w:lang w:val="es-ES"/>
               </w:rPr>
@@ -1134,12 +1338,14 @@
             <w:r>
               <w:t>skill</w:t>
             </w:r>
+            <w:proofErr w:type="gramStart"/>
             <w:r>
               <w:t>4}</w:t>
             </w:r>
             <w:r>
               <w:t>•</w:t>
             </w:r>
+            <w:proofErr w:type="gramEnd"/>
             <w:r>
               <w:t>{</w:t>
             </w:r>
@@ -1184,11 +1390,28 @@
           <w:color w:val="000000" w:themeColor="text1"/>
           <w:lang w:val="es-ES"/>
         </w:rPr>
-        <w:t>{/tieneSkills}</w:t>
-      </w:r>
-    </w:p>
-    <w:p>
-      <w:pPr>
+        <w:t>{/</w:t>
+      </w:r>
+      <w:proofErr w:type="spellStart"/>
+      <w:r>
+        <w:rPr>
+          <w:color w:val="000000" w:themeColor="text1"/>
+          <w:lang w:val="es-ES"/>
+        </w:rPr>
+        <w:t>tieneSkills</w:t>
+      </w:r>
+      <w:proofErr w:type="spellEnd"/>
+      <w:r>
+        <w:rPr>
+          <w:color w:val="000000" w:themeColor="text1"/>
+          <w:lang w:val="es-ES"/>
+        </w:rPr>
+        <w:t>}</w:t>
+      </w:r>
+    </w:p>
+    <w:p>
+      <w:pPr>
+        <w:keepNext/>
         <w:spacing w:before="240" w:after="0"/>
         <w:rPr>
           <w:b/>
@@ -1209,6 +1432,7 @@
     </w:p>
     <w:p>
       <w:pPr>
+        <w:keepNext/>
         <w:spacing w:after="0"/>
         <w:rPr>
           <w:b/>
@@ -1395,9 +1619,11 @@
         </w:rPr>
         <w:t>{</w:t>
       </w:r>
+      <w:proofErr w:type="spellStart"/>
       <w:r>
         <w:t>descripcion</w:t>
       </w:r>
+      <w:proofErr w:type="spellEnd"/>
       <w:r>
         <w:rPr>
           <w:lang w:val="es-ES"/>
@@ -1445,6 +1671,7 @@
     </w:p>
     <w:p>
       <w:pPr>
+        <w:keepNext/>
         <w:spacing w:after="0"/>
         <w:rPr>
           <w:b/>
@@ -1474,6 +1701,7 @@
     </w:p>
     <w:p>
       <w:pPr>
+        <w:keepNext/>
         <w:spacing w:after="0"/>
         <w:rPr>
           <w:b/>
@@ -1526,6 +1754,7 @@
           <w:bCs/>
         </w:rPr>
       </w:pPr>
+      <w:proofErr w:type="spellStart"/>
       <w:r>
         <w:rPr>
           <w:b/>
@@ -1533,6 +1762,7 @@
         </w:rPr>
         <w:t>Organization</w:t>
       </w:r>
+      <w:proofErr w:type="spellEnd"/>
       <w:r>
         <w:rPr>
           <w:b/>
@@ -1545,7 +1775,23 @@
           <w:b/>
           <w:bCs/>
         </w:rPr>
-        <w:t>{organizacion}</w:t>
+        <w:t>{</w:t>
+      </w:r>
+      <w:proofErr w:type="spellStart"/>
+      <w:r>
+        <w:rPr>
+          <w:b/>
+          <w:bCs/>
+        </w:rPr>
+        <w:t>organizacion</w:t>
+      </w:r>
+      <w:proofErr w:type="spellEnd"/>
+      <w:r>
+        <w:rPr>
+          <w:b/>
+          <w:bCs/>
+        </w:rPr>
+        <w:t>}</w:t>
       </w:r>
     </w:p>
     <w:p>
@@ -1568,14 +1814,24 @@
         <w:spacing w:after="0"/>
         <w:jc w:val="both"/>
       </w:pPr>
+      <w:proofErr w:type="spellStart"/>
       <w:r>
         <w:t>Description</w:t>
       </w:r>
+      <w:proofErr w:type="spellEnd"/>
       <w:r>
         <w:t xml:space="preserve">: </w:t>
       </w:r>
       <w:r>
-        <w:t>{descripcion}</w:t>
+        <w:t>{</w:t>
+      </w:r>
+      <w:proofErr w:type="spellStart"/>
+      <w:r>
+        <w:t>descripcion</w:t>
+      </w:r>
+      <w:proofErr w:type="spellEnd"/>
+      <w:r>
+        <w:t>}</w:t>
       </w:r>
     </w:p>
     <w:p>
@@ -1583,9 +1839,11 @@
         <w:spacing w:after="0"/>
         <w:jc w:val="both"/>
       </w:pPr>
+      <w:proofErr w:type="spellStart"/>
       <w:r>
         <w:t>Entity</w:t>
       </w:r>
+      <w:proofErr w:type="spellEnd"/>
       <w:r>
         <w:t>: {entidad}</w:t>
       </w:r>
@@ -1594,8 +1852,13 @@
       <w:pPr>
         <w:jc w:val="both"/>
       </w:pPr>
-      <w:r>
-        <w:t xml:space="preserve">Study </w:t>
+      <w:proofErr w:type="spellStart"/>
+      <w:r>
+        <w:t>Study</w:t>
+      </w:r>
+      <w:proofErr w:type="spellEnd"/>
+      <w:r>
+        <w:t xml:space="preserve"> </w:t>
       </w:r>
       <w:r>
         <w:t>t</w:t>
@@ -1606,9 +1869,11 @@
       <w:r>
         <w:t>: {</w:t>
       </w:r>
+      <w:proofErr w:type="spellStart"/>
       <w:r>
         <w:t>tiempoEstudio</w:t>
       </w:r>
+      <w:proofErr w:type="spellEnd"/>
       <w:r>
         <w:t>}</w:t>
       </w:r>
@@ -1628,7 +1893,15 @@
         <w:jc w:val="both"/>
       </w:pPr>
       <w:r>
-        <w:t>{/tieneCursos}</w:t>
+        <w:t>{/</w:t>
+      </w:r>
+      <w:proofErr w:type="spellStart"/>
+      <w:r>
+        <w:t>tieneCursos</w:t>
+      </w:r>
+      <w:proofErr w:type="spellEnd"/>
+      <w:r>
+        <w:t>}</w:t>
       </w:r>
     </w:p>
     <w:p>
@@ -1647,6 +1920,7 @@
     </w:p>
     <w:p>
       <w:pPr>
+        <w:keepNext/>
         <w:spacing w:after="0"/>
         <w:rPr>
           <w:b/>
@@ -1676,6 +1950,7 @@
     </w:p>
     <w:p>
       <w:pPr>
+        <w:keepNext/>
         <w:spacing w:after="0"/>
         <w:rPr>
           <w:b/>
@@ -1703,7 +1978,15 @@
         <w:jc w:val="both"/>
       </w:pPr>
       <w:r>
-        <w:t>{/tieneComentarios}</w:t>
+        <w:t>{/</w:t>
+      </w:r>
+      <w:proofErr w:type="spellStart"/>
+      <w:r>
+        <w:t>tieneComentarios</w:t>
+      </w:r>
+      <w:proofErr w:type="spellEnd"/>
+      <w:r>
+        <w:t>}</w:t>
       </w:r>
     </w:p>
     <w:sectPr>

--- a/assets/PlantillaUnoEng.docx
+++ b/assets/PlantillaUnoEng.docx
@@ -1180,7 +1180,6 @@
           </w:tcPr>
           <w:p>
             <w:pPr>
-              <w:keepNext/>
               <w:rPr>
                 <w:lang w:val="es-ES"/>
               </w:rPr>
@@ -1235,7 +1234,6 @@
           </w:tcPr>
           <w:p>
             <w:pPr>
-              <w:keepNext/>
               <w:rPr>
                 <w:lang w:val="es-ES"/>
               </w:rPr>
@@ -1281,7 +1279,6 @@
           </w:tcPr>
           <w:p>
             <w:pPr>
-              <w:keepNext/>
               <w:rPr>
                 <w:lang w:val="es-ES"/>
               </w:rPr>
@@ -1327,7 +1324,6 @@
           </w:tcPr>
           <w:p>
             <w:pPr>
-              <w:keepNext/>
               <w:rPr>
                 <w:lang w:val="es-ES"/>
               </w:rPr>
@@ -1427,6 +1423,7 @@
           <w:color w:val="0070C0"/>
           <w:lang w:val="es-ES"/>
         </w:rPr>
+        <w:lastRenderedPageBreak/>
         <w:t>WORK EXPERIENCE</w:t>
       </w:r>
     </w:p>
@@ -1452,6 +1449,7 @@
     </w:p>
     <w:p>
       <w:pPr>
+        <w:keepNext/>
         <w:spacing w:after="0"/>
         <w:jc w:val="both"/>
       </w:pPr>
@@ -1473,6 +1471,7 @@
     </w:p>
     <w:p>
       <w:pPr>
+        <w:keepNext/>
         <w:spacing w:after="0"/>
         <w:jc w:val="both"/>
         <w:rPr>
@@ -1482,7 +1481,6 @@
         </w:rPr>
       </w:pPr>
       <w:r>
-        <w:lastRenderedPageBreak/>
         <w:t>Position</w:t>
       </w:r>
       <w:r>
@@ -1671,7 +1669,6 @@
     </w:p>
     <w:p>
       <w:pPr>
-        <w:keepNext/>
         <w:spacing w:after="0"/>
         <w:rPr>
           <w:b/>
@@ -1701,7 +1698,6 @@
     </w:p>
     <w:p>
       <w:pPr>
-        <w:keepNext/>
         <w:spacing w:after="0"/>
         <w:rPr>
           <w:b/>
@@ -1920,7 +1916,6 @@
     </w:p>
     <w:p>
       <w:pPr>
-        <w:keepNext/>
         <w:spacing w:after="0"/>
         <w:rPr>
           <w:b/>
@@ -1950,7 +1945,6 @@
     </w:p>
     <w:p>
       <w:pPr>
-        <w:keepNext/>
         <w:spacing w:after="0"/>
         <w:rPr>
           <w:b/>

--- a/assets/PlantillaUnoEng.docx
+++ b/assets/PlantillaUnoEng.docx
@@ -1404,6 +1404,14 @@
         </w:rPr>
         <w:t>}</w:t>
       </w:r>
+    </w:p>
+    <w:p>
+      <w:pPr>
+        <w:spacing w:after="0"/>
+        <w:rPr>
+          <w:lang w:val="es-ES"/>
+        </w:rPr>
+      </w:pPr>
     </w:p>
     <w:p>
       <w:pPr>
